--- a/SiapKerja_MSForms_01_Pra.docx
+++ b/SiapKerja_MSForms_01_Pra.docx
@@ -25,7 +25,7 @@
           <w:b w:val="0"/>
           <w:sz w:val="22"/>
         </w:rPr>
-        <w:t>Isi sebelum memulai simulator SiapKerja. Kami mengevaluasi aplikasi, bukan menilai Anda. Jangan tulis nama orang atau nama instansi. Kode R (contoh R07) dan kelompok G (contoh G2) diberikan fasilitator. 1 = sangat tidak setuju, 5 = sangat setuju.</w:t>
+        <w:t>Isi sebelum memulai simulator SiapKerja. Kami mengevaluasi aplikasi, bukan menilai Anda. Jangan tulis nama orang. Nama organisasi atau perusahaan diisi apa adanya; di paper akan disamarkan. Kode sesi, R, dan G diberikan fasilitator. R unik dalam sesi ini. 1 = sangat tidak setuju, 5 = sangat setuju.</w:t>
       </w:r>
     </w:p>
     <w:p>
@@ -38,7 +38,7 @@
           <w:b w:val="0"/>
           <w:sz w:val="24"/>
         </w:rPr>
-        <w:t>1. Kode responden (contoh R07)</w:t>
+        <w:t>1. Kode sesi (contoh S260901-A)</w:t>
       </w:r>
     </w:p>
     <w:p>
@@ -63,7 +63,7 @@
           <w:b w:val="0"/>
           <w:sz w:val="24"/>
         </w:rPr>
-        <w:t>2. Kode kelompok (contoh G2)</w:t>
+        <w:t>2. Kode responden, unik dalam sesi ini (contoh R07)</w:t>
       </w:r>
     </w:p>
     <w:p>
@@ -88,7 +88,57 @@
           <w:b w:val="0"/>
           <w:sz w:val="24"/>
         </w:rPr>
-        <w:t>3. Jenis organisasi Anda (jangan tulis nama instansi)</w:t>
+        <w:t>3. Kode kelompok / laptop (contoh G2)</w:t>
+      </w:r>
+    </w:p>
+    <w:p>
+      <w:pPr>
+        <w:spacing w:after="200" w:before="0" w:line="240" w:lineRule="auto"/>
+      </w:pPr>
+      <w:r>
+        <w:rPr>
+          <w:rFonts w:ascii="Calibri" w:hAnsi="Calibri" w:eastAsia="Calibri"/>
+          <w:b w:val="0"/>
+          <w:sz w:val="20"/>
+        </w:rPr>
+      </w:r>
+    </w:p>
+    <w:p>
+      <w:pPr>
+        <w:spacing w:after="40" w:before="0" w:line="240" w:lineRule="auto"/>
+      </w:pPr>
+      <w:r>
+        <w:rPr>
+          <w:rFonts w:ascii="Calibri" w:hAnsi="Calibri" w:eastAsia="Calibri"/>
+          <w:b w:val="0"/>
+          <w:sz w:val="24"/>
+        </w:rPr>
+        <w:t>4. Nama organisasi atau perusahaan. Di paper akan disamarkan. Jika tidak mewakili organisasi, tulis Individu.</w:t>
+      </w:r>
+    </w:p>
+    <w:p>
+      <w:pPr>
+        <w:spacing w:after="200" w:before="0" w:line="240" w:lineRule="auto"/>
+      </w:pPr>
+      <w:r>
+        <w:rPr>
+          <w:rFonts w:ascii="Calibri" w:hAnsi="Calibri" w:eastAsia="Calibri"/>
+          <w:b w:val="0"/>
+          <w:sz w:val="20"/>
+        </w:rPr>
+      </w:r>
+    </w:p>
+    <w:p>
+      <w:pPr>
+        <w:spacing w:after="40" w:before="0" w:line="240" w:lineRule="auto"/>
+      </w:pPr>
+      <w:r>
+        <w:rPr>
+          <w:rFonts w:ascii="Calibri" w:hAnsi="Calibri" w:eastAsia="Calibri"/>
+          <w:b w:val="0"/>
+          <w:sz w:val="24"/>
+        </w:rPr>
+        <w:t>5. Jenis organisasi Anda</w:t>
       </w:r>
     </w:p>
     <w:p>
@@ -191,7 +241,7 @@
           <w:b w:val="0"/>
           <w:sz w:val="24"/>
         </w:rPr>
-        <w:t>4. Peran Anda saat ini</w:t>
+        <w:t>6. Peran Anda saat ini</w:t>
       </w:r>
     </w:p>
     <w:p>
@@ -294,97 +344,7 @@
           <w:b w:val="0"/>
           <w:sz w:val="24"/>
         </w:rPr>
-        <w:t>5. Pengalaman kerja konstruksi</w:t>
-      </w:r>
-    </w:p>
-    <w:p>
-      <w:pPr>
-        <w:spacing w:after="0" w:before="0" w:line="240" w:lineRule="auto"/>
-      </w:pPr>
-      <w:r>
-        <w:rPr>
-          <w:rFonts w:ascii="Calibri" w:hAnsi="Calibri" w:eastAsia="Calibri"/>
-          <w:b w:val="0"/>
-          <w:sz w:val="24"/>
-        </w:rPr>
-        <w:t>A. Belum bekerja di konstruksi</w:t>
-      </w:r>
-    </w:p>
-    <w:p>
-      <w:pPr>
-        <w:spacing w:after="0" w:before="0" w:line="240" w:lineRule="auto"/>
-      </w:pPr>
-      <w:r>
-        <w:rPr>
-          <w:rFonts w:ascii="Calibri" w:hAnsi="Calibri" w:eastAsia="Calibri"/>
-          <w:b w:val="0"/>
-          <w:sz w:val="24"/>
-        </w:rPr>
-        <w:t>B. Kurang dari 3 tahun</w:t>
-      </w:r>
-    </w:p>
-    <w:p>
-      <w:pPr>
-        <w:spacing w:after="0" w:before="0" w:line="240" w:lineRule="auto"/>
-      </w:pPr>
-      <w:r>
-        <w:rPr>
-          <w:rFonts w:ascii="Calibri" w:hAnsi="Calibri" w:eastAsia="Calibri"/>
-          <w:b w:val="0"/>
-          <w:sz w:val="24"/>
-        </w:rPr>
-        <w:t>C. 3 sampai 7 tahun</w:t>
-      </w:r>
-    </w:p>
-    <w:p>
-      <w:pPr>
-        <w:spacing w:after="0" w:before="0" w:line="240" w:lineRule="auto"/>
-      </w:pPr>
-      <w:r>
-        <w:rPr>
-          <w:rFonts w:ascii="Calibri" w:hAnsi="Calibri" w:eastAsia="Calibri"/>
-          <w:b w:val="0"/>
-          <w:sz w:val="24"/>
-        </w:rPr>
-        <w:t>D. 8 sampai 15 tahun</w:t>
-      </w:r>
-    </w:p>
-    <w:p>
-      <w:pPr>
-        <w:spacing w:after="0" w:before="0" w:line="240" w:lineRule="auto"/>
-      </w:pPr>
-      <w:r>
-        <w:rPr>
-          <w:rFonts w:ascii="Calibri" w:hAnsi="Calibri" w:eastAsia="Calibri"/>
-          <w:b w:val="0"/>
-          <w:sz w:val="24"/>
-        </w:rPr>
-        <w:t>E. Lebih dari 15 tahun</w:t>
-      </w:r>
-    </w:p>
-    <w:p>
-      <w:pPr>
-        <w:spacing w:after="160" w:before="0" w:line="240" w:lineRule="auto"/>
-      </w:pPr>
-      <w:r>
-        <w:rPr>
-          <w:rFonts w:ascii="Calibri" w:hAnsi="Calibri" w:eastAsia="Calibri"/>
-          <w:b w:val="0"/>
-          <w:sz w:val="20"/>
-        </w:rPr>
-      </w:r>
-    </w:p>
-    <w:p>
-      <w:pPr>
-        <w:spacing w:after="40" w:before="0" w:line="240" w:lineRule="auto"/>
-      </w:pPr>
-      <w:r>
-        <w:rPr>
-          <w:rFonts w:ascii="Calibri" w:hAnsi="Calibri" w:eastAsia="Calibri"/>
-          <w:b w:val="0"/>
-          <w:sz w:val="24"/>
-        </w:rPr>
-        <w:t>6. Pernah menjalankan Last Planner System di proyek nyata?</w:t>
+        <w:t>7. Pernah menjalankan Last Planner System di proyek nyata?</w:t>
       </w:r>
     </w:p>
     <w:p>
@@ -448,174 +408,7 @@
           <w:b w:val="0"/>
           <w:sz w:val="24"/>
         </w:rPr>
-        <w:t>7. Seberapa familiar Anda dengan istilah LPS (last planner, pull, make-ready, PPC)?</w:t>
-      </w:r>
-    </w:p>
-    <w:p>
-      <w:pPr>
-        <w:spacing w:after="0" w:before="0" w:line="240" w:lineRule="auto"/>
-      </w:pPr>
-      <w:r>
-        <w:rPr>
-          <w:rFonts w:ascii="Calibri" w:hAnsi="Calibri" w:eastAsia="Calibri"/>
-          <w:b w:val="0"/>
-          <w:sz w:val="24"/>
-        </w:rPr>
-        <w:t>A. Belum pernah mendengar</w:t>
-      </w:r>
-    </w:p>
-    <w:p>
-      <w:pPr>
-        <w:spacing w:after="0" w:before="0" w:line="240" w:lineRule="auto"/>
-      </w:pPr>
-      <w:r>
-        <w:rPr>
-          <w:rFonts w:ascii="Calibri" w:hAnsi="Calibri" w:eastAsia="Calibri"/>
-          <w:b w:val="0"/>
-          <w:sz w:val="24"/>
-        </w:rPr>
-        <w:t>B. Pernah mendengar</w:t>
-      </w:r>
-    </w:p>
-    <w:p>
-      <w:pPr>
-        <w:spacing w:after="0" w:before="0" w:line="240" w:lineRule="auto"/>
-      </w:pPr>
-      <w:r>
-        <w:rPr>
-          <w:rFonts w:ascii="Calibri" w:hAnsi="Calibri" w:eastAsia="Calibri"/>
-          <w:b w:val="0"/>
-          <w:sz w:val="24"/>
-        </w:rPr>
-        <w:t>C. Pernah dipelajari di kelas atau kantor</w:t>
-      </w:r>
-    </w:p>
-    <w:p>
-      <w:pPr>
-        <w:spacing w:after="0" w:before="0" w:line="240" w:lineRule="auto"/>
-      </w:pPr>
-      <w:r>
-        <w:rPr>
-          <w:rFonts w:ascii="Calibri" w:hAnsi="Calibri" w:eastAsia="Calibri"/>
-          <w:b w:val="0"/>
-          <w:sz w:val="24"/>
-        </w:rPr>
-        <w:t>D. Pernah dipakai di lapangan</w:t>
-      </w:r>
-    </w:p>
-    <w:p>
-      <w:pPr>
-        <w:spacing w:after="160" w:before="0" w:line="240" w:lineRule="auto"/>
-      </w:pPr>
-      <w:r>
-        <w:rPr>
-          <w:rFonts w:ascii="Calibri" w:hAnsi="Calibri" w:eastAsia="Calibri"/>
-          <w:b w:val="0"/>
-          <w:sz w:val="20"/>
-        </w:rPr>
-      </w:r>
-    </w:p>
-    <w:p>
-      <w:pPr>
-        <w:spacing w:after="40" w:before="0" w:line="240" w:lineRule="auto"/>
-      </w:pPr>
-      <w:r>
-        <w:rPr>
-          <w:rFonts w:ascii="Calibri" w:hAnsi="Calibri" w:eastAsia="Calibri"/>
-          <w:b w:val="0"/>
-          <w:sz w:val="24"/>
-        </w:rPr>
-        <w:t>8. Bagaimana pekerjaan mingguan biasanya direncanakan di tempat Anda bekerja atau belajar?</w:t>
-      </w:r>
-    </w:p>
-    <w:p>
-      <w:pPr>
-        <w:spacing w:after="0" w:before="0" w:line="240" w:lineRule="auto"/>
-      </w:pPr>
-      <w:r>
-        <w:rPr>
-          <w:rFonts w:ascii="Calibri" w:hAnsi="Calibri" w:eastAsia="Calibri"/>
-          <w:b w:val="0"/>
-          <w:sz w:val="24"/>
-        </w:rPr>
-        <w:t>A. Jadwal induk atau Gantt</w:t>
-      </w:r>
-    </w:p>
-    <w:p>
-      <w:pPr>
-        <w:spacing w:after="0" w:before="0" w:line="240" w:lineRule="auto"/>
-      </w:pPr>
-      <w:r>
-        <w:rPr>
-          <w:rFonts w:ascii="Calibri" w:hAnsi="Calibri" w:eastAsia="Calibri"/>
-          <w:b w:val="0"/>
-          <w:sz w:val="24"/>
-        </w:rPr>
-        <w:t>B. Rapat lapangan informal</w:t>
-      </w:r>
-    </w:p>
-    <w:p>
-      <w:pPr>
-        <w:spacing w:after="0" w:before="0" w:line="240" w:lineRule="auto"/>
-      </w:pPr>
-      <w:r>
-        <w:rPr>
-          <w:rFonts w:ascii="Calibri" w:hAnsi="Calibri" w:eastAsia="Calibri"/>
-          <w:b w:val="0"/>
-          <w:sz w:val="24"/>
-        </w:rPr>
-        <w:t>C. Sudah memakai LPS</w:t>
-      </w:r>
-    </w:p>
-    <w:p>
-      <w:pPr>
-        <w:spacing w:after="0" w:before="0" w:line="240" w:lineRule="auto"/>
-      </w:pPr>
-      <w:r>
-        <w:rPr>
-          <w:rFonts w:ascii="Calibri" w:hAnsi="Calibri" w:eastAsia="Calibri"/>
-          <w:b w:val="0"/>
-          <w:sz w:val="24"/>
-        </w:rPr>
-        <w:t>D. Belum bekerja atau belajar di lapangan</w:t>
-      </w:r>
-    </w:p>
-    <w:p>
-      <w:pPr>
-        <w:spacing w:after="0" w:before="0" w:line="240" w:lineRule="auto"/>
-      </w:pPr>
-      <w:r>
-        <w:rPr>
-          <w:rFonts w:ascii="Calibri" w:hAnsi="Calibri" w:eastAsia="Calibri"/>
-          <w:b w:val="0"/>
-          <w:sz w:val="24"/>
-        </w:rPr>
-        <w:t>E. Lainnya</w:t>
-      </w:r>
-    </w:p>
-    <w:p>
-      <w:pPr>
-        <w:spacing w:after="160" w:before="0" w:line="240" w:lineRule="auto"/>
-      </w:pPr>
-      <w:r>
-        <w:rPr>
-          <w:rFonts w:ascii="Calibri" w:hAnsi="Calibri" w:eastAsia="Calibri"/>
-          <w:b w:val="0"/>
-          <w:sz w:val="20"/>
-        </w:rPr>
-      </w:r>
-    </w:p>
-    <w:p>
-      <w:pPr>
-        <w:spacing w:after="40" w:before="0" w:line="240" w:lineRule="auto"/>
-      </w:pPr>
-      <w:r>
-        <w:rPr>
-          <w:rFonts w:ascii="Calibri" w:hAnsi="Calibri" w:eastAsia="Calibri"/>
-          <w:b w:val="0"/>
-          <w:sz w:val="24"/>
-        </w:rPr>
-        <w:t>9. Jadwal induk (Gantt/CPM) sudah cukup untuk mengendalikan produksi mingguan.</w:t>
+        <w:t>8. Pekerjaan minggu depan boleh dijanjikan meskipun masih ada kendala yang belum dilepas.</w:t>
       </w:r>
     </w:p>
     <w:p>
@@ -705,7 +498,7 @@
           <w:b w:val="0"/>
           <w:sz w:val="24"/>
         </w:rPr>
-        <w:t>10. Pekerjaan minggu depan boleh dijanjikan meskipun masih ada kendala yang belum dilepas.</w:t>
+        <w:t>9. Pull berarti memulai setiap kegiatan seawal mungkin sesuai jadwal induk.</w:t>
       </w:r>
     </w:p>
     <w:p>
@@ -795,7 +588,7 @@
           <w:b w:val="0"/>
           <w:sz w:val="24"/>
         </w:rPr>
-        <w:t>11. Last planner adalah orang yang paling dekat dengan pekerjaan, bukan hanya planner di kantor lapangan.</w:t>
+        <w:t>10. PPC mengukur seberapa cepat bangunan diselesaikan.</w:t>
       </w:r>
     </w:p>
     <w:p>
@@ -885,187 +678,7 @@
           <w:b w:val="0"/>
           <w:sz w:val="24"/>
         </w:rPr>
-        <w:t>12. PPC mengukur seberapa cepat bangunan diselesaikan.</w:t>
-      </w:r>
-    </w:p>
-    <w:p>
-      <w:pPr>
-        <w:spacing w:after="0" w:before="0" w:line="240" w:lineRule="auto"/>
-      </w:pPr>
-      <w:r>
-        <w:rPr>
-          <w:rFonts w:ascii="Calibri" w:hAnsi="Calibri" w:eastAsia="Calibri"/>
-          <w:b w:val="0"/>
-          <w:sz w:val="24"/>
-        </w:rPr>
-        <w:t>A. 1 Sangat tidak setuju</w:t>
-      </w:r>
-    </w:p>
-    <w:p>
-      <w:pPr>
-        <w:spacing w:after="0" w:before="0" w:line="240" w:lineRule="auto"/>
-      </w:pPr>
-      <w:r>
-        <w:rPr>
-          <w:rFonts w:ascii="Calibri" w:hAnsi="Calibri" w:eastAsia="Calibri"/>
-          <w:b w:val="0"/>
-          <w:sz w:val="24"/>
-        </w:rPr>
-        <w:t>B. 2 Tidak setuju</w:t>
-      </w:r>
-    </w:p>
-    <w:p>
-      <w:pPr>
-        <w:spacing w:after="0" w:before="0" w:line="240" w:lineRule="auto"/>
-      </w:pPr>
-      <w:r>
-        <w:rPr>
-          <w:rFonts w:ascii="Calibri" w:hAnsi="Calibri" w:eastAsia="Calibri"/>
-          <w:b w:val="0"/>
-          <w:sz w:val="24"/>
-        </w:rPr>
-        <w:t>C. 3 Netral</w:t>
-      </w:r>
-    </w:p>
-    <w:p>
-      <w:pPr>
-        <w:spacing w:after="0" w:before="0" w:line="240" w:lineRule="auto"/>
-      </w:pPr>
-      <w:r>
-        <w:rPr>
-          <w:rFonts w:ascii="Calibri" w:hAnsi="Calibri" w:eastAsia="Calibri"/>
-          <w:b w:val="0"/>
-          <w:sz w:val="24"/>
-        </w:rPr>
-        <w:t>D. 4 Setuju</w:t>
-      </w:r>
-    </w:p>
-    <w:p>
-      <w:pPr>
-        <w:spacing w:after="0" w:before="0" w:line="240" w:lineRule="auto"/>
-      </w:pPr>
-      <w:r>
-        <w:rPr>
-          <w:rFonts w:ascii="Calibri" w:hAnsi="Calibri" w:eastAsia="Calibri"/>
-          <w:b w:val="0"/>
-          <w:sz w:val="24"/>
-        </w:rPr>
-        <w:t>E. 5 Sangat setuju</w:t>
-      </w:r>
-    </w:p>
-    <w:p>
-      <w:pPr>
-        <w:spacing w:after="160" w:before="0" w:line="240" w:lineRule="auto"/>
-      </w:pPr>
-      <w:r>
-        <w:rPr>
-          <w:rFonts w:ascii="Calibri" w:hAnsi="Calibri" w:eastAsia="Calibri"/>
-          <w:b w:val="0"/>
-          <w:sz w:val="20"/>
-        </w:rPr>
-      </w:r>
-    </w:p>
-    <w:p>
-      <w:pPr>
-        <w:spacing w:after="40" w:before="0" w:line="240" w:lineRule="auto"/>
-      </w:pPr>
-      <w:r>
-        <w:rPr>
-          <w:rFonts w:ascii="Calibri" w:hAnsi="Calibri" w:eastAsia="Calibri"/>
-          <w:b w:val="0"/>
-          <w:sz w:val="24"/>
-        </w:rPr>
-        <w:t>13. Pull berarti memulai setiap kegiatan seawal mungkin sesuai jadwal induk.</w:t>
-      </w:r>
-    </w:p>
-    <w:p>
-      <w:pPr>
-        <w:spacing w:after="0" w:before="0" w:line="240" w:lineRule="auto"/>
-      </w:pPr>
-      <w:r>
-        <w:rPr>
-          <w:rFonts w:ascii="Calibri" w:hAnsi="Calibri" w:eastAsia="Calibri"/>
-          <w:b w:val="0"/>
-          <w:sz w:val="24"/>
-        </w:rPr>
-        <w:t>A. 1 Sangat tidak setuju</w:t>
-      </w:r>
-    </w:p>
-    <w:p>
-      <w:pPr>
-        <w:spacing w:after="0" w:before="0" w:line="240" w:lineRule="auto"/>
-      </w:pPr>
-      <w:r>
-        <w:rPr>
-          <w:rFonts w:ascii="Calibri" w:hAnsi="Calibri" w:eastAsia="Calibri"/>
-          <w:b w:val="0"/>
-          <w:sz w:val="24"/>
-        </w:rPr>
-        <w:t>B. 2 Tidak setuju</w:t>
-      </w:r>
-    </w:p>
-    <w:p>
-      <w:pPr>
-        <w:spacing w:after="0" w:before="0" w:line="240" w:lineRule="auto"/>
-      </w:pPr>
-      <w:r>
-        <w:rPr>
-          <w:rFonts w:ascii="Calibri" w:hAnsi="Calibri" w:eastAsia="Calibri"/>
-          <w:b w:val="0"/>
-          <w:sz w:val="24"/>
-        </w:rPr>
-        <w:t>C. 3 Netral</w:t>
-      </w:r>
-    </w:p>
-    <w:p>
-      <w:pPr>
-        <w:spacing w:after="0" w:before="0" w:line="240" w:lineRule="auto"/>
-      </w:pPr>
-      <w:r>
-        <w:rPr>
-          <w:rFonts w:ascii="Calibri" w:hAnsi="Calibri" w:eastAsia="Calibri"/>
-          <w:b w:val="0"/>
-          <w:sz w:val="24"/>
-        </w:rPr>
-        <w:t>D. 4 Setuju</w:t>
-      </w:r>
-    </w:p>
-    <w:p>
-      <w:pPr>
-        <w:spacing w:after="0" w:before="0" w:line="240" w:lineRule="auto"/>
-      </w:pPr>
-      <w:r>
-        <w:rPr>
-          <w:rFonts w:ascii="Calibri" w:hAnsi="Calibri" w:eastAsia="Calibri"/>
-          <w:b w:val="0"/>
-          <w:sz w:val="24"/>
-        </w:rPr>
-        <w:t>E. 5 Sangat setuju</w:t>
-      </w:r>
-    </w:p>
-    <w:p>
-      <w:pPr>
-        <w:spacing w:after="160" w:before="0" w:line="240" w:lineRule="auto"/>
-      </w:pPr>
-      <w:r>
-        <w:rPr>
-          <w:rFonts w:ascii="Calibri" w:hAnsi="Calibri" w:eastAsia="Calibri"/>
-          <w:b w:val="0"/>
-          <w:sz w:val="20"/>
-        </w:rPr>
-      </w:r>
-    </w:p>
-    <w:p>
-      <w:pPr>
-        <w:spacing w:after="40" w:before="0" w:line="240" w:lineRule="auto"/>
-      </w:pPr>
-      <w:r>
-        <w:rPr>
-          <w:rFonts w:ascii="Calibri" w:hAnsi="Calibri" w:eastAsia="Calibri"/>
-          <w:b w:val="0"/>
-          <w:sz w:val="24"/>
-        </w:rPr>
-        <w:t>14. Make-ready (menyiapkan agar pekerjaan SiapKerja) lebih menentukan keandalan janji daripada menambah tenaga di hari H.</w:t>
+        <w:t>11. Make-ready (menyiapkan agar pekerjaan SiapKerja) lebih menentukan keandalan janji daripada menambah tenaga di hari H.</w:t>
       </w:r>
     </w:p>
     <w:p>
